--- a/gabarito/caso-6/relatorio-caso-6.docx
+++ b/gabarito/caso-6/relatorio-caso-6.docx
@@ -32,7 +32,7 @@
           <w:color w:val="666666"/>
           <w:sz w:val="22"/>
         </w:rPr>
-        <w:t>Temas 6 e 1234 do STF · fornecimento de Ácido ursodesoxicólico 300 mg, 90 comprimidos por mês (colangite esclerosante primária, CID K83)</w:t>
+        <w:t>Temas 6 e 1234 do STF · Ácido ursodesoxicólico 300 mg, 90 comprimidos por mês (colangite esclerosante primária, CID K83)</w:t>
       </w:r>
     </w:p>
     <w:tbl>
